--- a/Reportes/FC_Construccion_AXX1977.docx
+++ b/Reportes/FC_Construccion_AXX1977.docx
@@ -640,6 +640,7 @@
         </w:rPr>
         <w:t>{</w:t>
       </w:r>
+      <w:proofErr w:type="spellStart"/>
       <w:proofErr w:type="gramStart"/>
       <w:r>
         <w:rPr>
@@ -661,20 +662,32 @@
           <w:sz w:val="16"/>
           <w:szCs w:val="16"/>
         </w:rPr>
-        <w:t>VigenciaTexto</w:t>
-      </w:r>
+        <w:t>Vigencia</w:t>
+      </w:r>
+      <w:r>
+        <w:rPr>
+          <w:rFonts w:ascii="Arial" w:hAnsi="Arial"/>
+          <w:b/>
+          <w:color w:val="000000"/>
+          <w:kern w:val="2"/>
+          <w:sz w:val="16"/>
+          <w:szCs w:val="16"/>
+        </w:rPr>
+        <w:t>Principal</w:t>
+      </w:r>
+      <w:r>
+        <w:rPr>
+          <w:rFonts w:ascii="Arial" w:hAnsi="Arial"/>
+          <w:b/>
+          <w:color w:val="000000"/>
+          <w:kern w:val="2"/>
+          <w:sz w:val="16"/>
+          <w:szCs w:val="16"/>
+        </w:rPr>
+        <w:t>Texto</w:t>
+      </w:r>
+      <w:proofErr w:type="spellEnd"/>
       <w:proofErr w:type="gramEnd"/>
-      <w:r>
-        <w:rPr>
-          <w:rFonts w:ascii="Arial" w:hAnsi="Arial"/>
-          <w:b/>
-          <w:color w:val="000000"/>
-          <w:kern w:val="2"/>
-          <w:sz w:val="16"/>
-          <w:szCs w:val="16"/>
-        </w:rPr>
-        <w:t>2</w:t>
-      </w:r>
       <w:r>
         <w:rPr>
           <w:rFonts w:ascii="Arial" w:hAnsi="Arial"/>
@@ -3370,6 +3383,46 @@
         </w:tc>
       </w:tr>
     </w:tbl>
+    <w:p>
+      <w:pPr>
+        <w:spacing w:after="60" w:line="240" w:lineRule="auto"/>
+        <w:rPr>
+          <w:rFonts w:ascii="Arial" w:hAnsi="Arial"/>
+          <w:sz w:val="16"/>
+          <w:szCs w:val="16"/>
+        </w:rPr>
+      </w:pPr>
+    </w:p>
+    <w:p>
+      <w:pPr>
+        <w:spacing w:after="60" w:line="240" w:lineRule="auto"/>
+        <w:rPr>
+          <w:rFonts w:ascii="Arial" w:hAnsi="Arial"/>
+          <w:sz w:val="16"/>
+          <w:szCs w:val="16"/>
+        </w:rPr>
+      </w:pPr>
+    </w:p>
+    <w:p>
+      <w:pPr>
+        <w:spacing w:after="60" w:line="240" w:lineRule="auto"/>
+        <w:rPr>
+          <w:rFonts w:ascii="Arial" w:hAnsi="Arial"/>
+          <w:sz w:val="16"/>
+          <w:szCs w:val="16"/>
+        </w:rPr>
+      </w:pPr>
+    </w:p>
+    <w:p>
+      <w:pPr>
+        <w:spacing w:after="60" w:line="240" w:lineRule="auto"/>
+        <w:rPr>
+          <w:rFonts w:ascii="Arial" w:hAnsi="Arial"/>
+          <w:sz w:val="16"/>
+          <w:szCs w:val="16"/>
+        </w:rPr>
+      </w:pPr>
+    </w:p>
     <w:p>
       <w:pPr>
         <w:spacing w:after="60" w:line="240" w:lineRule="auto"/>
